--- a/Primer_parcialpractico/prueba_corte1/Cuadernillo_Estudiante_Prueba_Corte1.docx
+++ b/Primer_parcialpractico/prueba_corte1/Cuadernillo_Estudiante_Prueba_Corte1.docx
@@ -652,25 +652,7 @@
           <w:sz w:val="15"/>
           <w:szCs w:val="15"/>
         </w:rPr>
-        <w:t xml:space="preserve">  [</w:t>
-      </w:r>
-      <w:proofErr w:type="gramStart"/>
-      <w:r>
-        <w:rPr>
-          <w:rFonts w:ascii="Consolas" w:eastAsia="Consolas" w:hAnsi="Consolas" w:cs="Consolas"/>
-          <w:sz w:val="15"/>
-          <w:szCs w:val="15"/>
-        </w:rPr>
-        <w:t>OK ]</w:t>
-      </w:r>
-      <w:proofErr w:type="gramEnd"/>
-      <w:r>
-        <w:rPr>
-          <w:rFonts w:ascii="Consolas" w:eastAsia="Consolas" w:hAnsi="Consolas" w:cs="Consolas"/>
-          <w:sz w:val="15"/>
-          <w:szCs w:val="15"/>
-        </w:rPr>
-        <w:t xml:space="preserve"> </w:t>
+        <w:t xml:space="preserve">  [OK ] </w:t>
       </w:r>
       <w:proofErr w:type="spellStart"/>
       <w:r>
@@ -705,25 +687,7 @@
           <w:sz w:val="15"/>
           <w:szCs w:val="15"/>
         </w:rPr>
-        <w:t xml:space="preserve">  [</w:t>
-      </w:r>
-      <w:proofErr w:type="gramStart"/>
-      <w:r>
-        <w:rPr>
-          <w:rFonts w:ascii="Consolas" w:eastAsia="Consolas" w:hAnsi="Consolas" w:cs="Consolas"/>
-          <w:sz w:val="15"/>
-          <w:szCs w:val="15"/>
-        </w:rPr>
-        <w:t>OK ]</w:t>
-      </w:r>
-      <w:proofErr w:type="gramEnd"/>
-      <w:r>
-        <w:rPr>
-          <w:rFonts w:ascii="Consolas" w:eastAsia="Consolas" w:hAnsi="Consolas" w:cs="Consolas"/>
-          <w:sz w:val="15"/>
-          <w:szCs w:val="15"/>
-        </w:rPr>
-        <w:t xml:space="preserve"> </w:t>
+        <w:t xml:space="preserve">  [OK ] </w:t>
       </w:r>
       <w:proofErr w:type="spellStart"/>
       <w:r>
@@ -1353,25 +1317,7 @@
                 <w:sz w:val="18"/>
                 <w:szCs w:val="18"/>
               </w:rPr>
-              <w:t xml:space="preserve"> -g -o inventario </w:t>
-            </w:r>
-            <w:proofErr w:type="gramStart"/>
-            <w:r>
-              <w:rPr>
-                <w:color w:val="000000"/>
-                <w:sz w:val="18"/>
-                <w:szCs w:val="18"/>
-              </w:rPr>
-              <w:t>inventario.cpp .</w:t>
-            </w:r>
-            <w:proofErr w:type="gramEnd"/>
-            <w:r>
-              <w:rPr>
-                <w:color w:val="000000"/>
-                <w:sz w:val="18"/>
-                <w:szCs w:val="18"/>
-              </w:rPr>
-              <w:t>/inventario</w:t>
+              <w:t xml:space="preserve"> -g -o inventario inventario.cpp ./inventario</w:t>
             </w:r>
           </w:p>
         </w:tc>
@@ -1448,25 +1394,7 @@
                 <w:sz w:val="18"/>
                 <w:szCs w:val="18"/>
               </w:rPr>
-              <w:t xml:space="preserve">./pruebas_t4.sh       </w:t>
-            </w:r>
-            <w:proofErr w:type="gramStart"/>
-            <w:r>
-              <w:rPr>
-                <w:color w:val="000000"/>
-                <w:sz w:val="18"/>
-                <w:szCs w:val="18"/>
-              </w:rPr>
-              <w:t xml:space="preserve">   (</w:t>
-            </w:r>
-            <w:proofErr w:type="gramEnd"/>
-            <w:r>
-              <w:rPr>
-                <w:color w:val="000000"/>
-                <w:sz w:val="18"/>
-                <w:szCs w:val="18"/>
-              </w:rPr>
-              <w:t xml:space="preserve">o bien:  </w:t>
+              <w:t xml:space="preserve">./pruebas_t4.sh          (o bien:  </w:t>
             </w:r>
             <w:proofErr w:type="spellStart"/>
             <w:r>
@@ -2853,25 +2781,7 @@
           <w:sz w:val="15"/>
           <w:szCs w:val="15"/>
         </w:rPr>
-        <w:t xml:space="preserve"> </w:t>
-      </w:r>
-      <w:proofErr w:type="gramStart"/>
-      <w:r>
-        <w:rPr>
-          <w:rFonts w:ascii="Consolas" w:eastAsia="Consolas" w:hAnsi="Consolas" w:cs="Consolas"/>
-          <w:sz w:val="15"/>
-          <w:szCs w:val="15"/>
-        </w:rPr>
-        <w:t>v[</w:t>
-      </w:r>
-      <w:proofErr w:type="gramEnd"/>
-      <w:r>
-        <w:rPr>
-          <w:rFonts w:ascii="Consolas" w:eastAsia="Consolas" w:hAnsi="Consolas" w:cs="Consolas"/>
-          <w:sz w:val="15"/>
-          <w:szCs w:val="15"/>
-        </w:rPr>
-        <w:t>4] = {5, 3, 9, 1};</w:t>
+        <w:t xml:space="preserve"> v[4] = {5, 3, 9, 1};</w:t>
       </w:r>
     </w:p>
     <w:p>
@@ -2980,23 +2890,13 @@
         <w:spacing w:line="220" w:lineRule="auto"/>
         <w:ind w:left="240"/>
       </w:pPr>
-      <w:proofErr w:type="gramStart"/>
       <w:r>
         <w:rPr>
           <w:rFonts w:ascii="Consolas" w:eastAsia="Consolas" w:hAnsi="Consolas" w:cs="Consolas"/>
           <w:sz w:val="15"/>
           <w:szCs w:val="15"/>
         </w:rPr>
-        <w:t>m[</w:t>
-      </w:r>
-      <w:proofErr w:type="gramEnd"/>
-      <w:r>
-        <w:rPr>
-          <w:rFonts w:ascii="Consolas" w:eastAsia="Consolas" w:hAnsi="Consolas" w:cs="Consolas"/>
-          <w:sz w:val="15"/>
-          <w:szCs w:val="15"/>
-        </w:rPr>
-        <w:t>0][0] = 7</w:t>
+        <w:t>m[0][0] = 7</w:t>
       </w:r>
     </w:p>
     <w:p>
@@ -3246,7 +3146,6 @@
         <w:t xml:space="preserve">    </w:t>
       </w:r>
       <w:proofErr w:type="spellStart"/>
-      <w:proofErr w:type="gramStart"/>
       <w:r>
         <w:rPr>
           <w:rFonts w:ascii="Consolas" w:eastAsia="Consolas" w:hAnsi="Consolas" w:cs="Consolas"/>
@@ -3256,7 +3155,6 @@
         <w:t>lista.append</w:t>
       </w:r>
       <w:proofErr w:type="spellEnd"/>
-      <w:proofErr w:type="gramEnd"/>
       <w:r>
         <w:rPr>
           <w:rFonts w:ascii="Consolas" w:eastAsia="Consolas" w:hAnsi="Consolas" w:cs="Consolas"/>
@@ -3389,9 +3287,9 @@
           <w:szCs w:val="15"/>
           <w:lang w:val="en-US"/>
         </w:rPr>
-        <w:t xml:space="preserve">class A </w:t>
-      </w:r>
-      <w:proofErr w:type="gramStart"/>
+        <w:t xml:space="preserve">class A { public: string </w:t>
+      </w:r>
+      <w:proofErr w:type="spellStart"/>
       <w:r>
         <w:rPr>
           <w:rFonts w:ascii="Consolas" w:eastAsia="Consolas" w:hAnsi="Consolas" w:cs="Consolas"/>
@@ -3399,9 +3297,9 @@
           <w:szCs w:val="15"/>
           <w:lang w:val="en-US"/>
         </w:rPr>
-        <w:t>{ public</w:t>
-      </w:r>
-      <w:proofErr w:type="gramEnd"/>
+        <w:t>quien</w:t>
+      </w:r>
+      <w:proofErr w:type="spellEnd"/>
       <w:r>
         <w:rPr>
           <w:rFonts w:ascii="Consolas" w:eastAsia="Consolas" w:hAnsi="Consolas" w:cs="Consolas"/>
@@ -3409,78 +3307,7 @@
           <w:szCs w:val="15"/>
           <w:lang w:val="en-US"/>
         </w:rPr>
-        <w:t xml:space="preserve">: string </w:t>
-      </w:r>
-      <w:proofErr w:type="spellStart"/>
-      <w:proofErr w:type="gramStart"/>
-      <w:r>
-        <w:rPr>
-          <w:rFonts w:ascii="Consolas" w:eastAsia="Consolas" w:hAnsi="Consolas" w:cs="Consolas"/>
-          <w:sz w:val="15"/>
-          <w:szCs w:val="15"/>
-          <w:lang w:val="en-US"/>
-        </w:rPr>
-        <w:t>quien</w:t>
-      </w:r>
-      <w:proofErr w:type="spellEnd"/>
-      <w:r>
-        <w:rPr>
-          <w:rFonts w:ascii="Consolas" w:eastAsia="Consolas" w:hAnsi="Consolas" w:cs="Consolas"/>
-          <w:sz w:val="15"/>
-          <w:szCs w:val="15"/>
-          <w:lang w:val="en-US"/>
-        </w:rPr>
-        <w:t>(</w:t>
-      </w:r>
-      <w:proofErr w:type="gramEnd"/>
-      <w:r>
-        <w:rPr>
-          <w:rFonts w:ascii="Consolas" w:eastAsia="Consolas" w:hAnsi="Consolas" w:cs="Consolas"/>
-          <w:sz w:val="15"/>
-          <w:szCs w:val="15"/>
-          <w:lang w:val="en-US"/>
-        </w:rPr>
-        <w:t xml:space="preserve">) const </w:t>
-      </w:r>
-      <w:proofErr w:type="gramStart"/>
-      <w:r>
-        <w:rPr>
-          <w:rFonts w:ascii="Consolas" w:eastAsia="Consolas" w:hAnsi="Consolas" w:cs="Consolas"/>
-          <w:sz w:val="15"/>
-          <w:szCs w:val="15"/>
-          <w:lang w:val="en-US"/>
-        </w:rPr>
-        <w:t>{ return</w:t>
-      </w:r>
-      <w:proofErr w:type="gramEnd"/>
-      <w:r>
-        <w:rPr>
-          <w:rFonts w:ascii="Consolas" w:eastAsia="Consolas" w:hAnsi="Consolas" w:cs="Consolas"/>
-          <w:sz w:val="15"/>
-          <w:szCs w:val="15"/>
-          <w:lang w:val="en-US"/>
-        </w:rPr>
-        <w:t xml:space="preserve"> "Soy A"</w:t>
-      </w:r>
-      <w:proofErr w:type="gramStart"/>
-      <w:r>
-        <w:rPr>
-          <w:rFonts w:ascii="Consolas" w:eastAsia="Consolas" w:hAnsi="Consolas" w:cs="Consolas"/>
-          <w:sz w:val="15"/>
-          <w:szCs w:val="15"/>
-          <w:lang w:val="en-US"/>
-        </w:rPr>
-        <w:t>; }</w:t>
-      </w:r>
-      <w:proofErr w:type="gramEnd"/>
-      <w:r>
-        <w:rPr>
-          <w:rFonts w:ascii="Consolas" w:eastAsia="Consolas" w:hAnsi="Consolas" w:cs="Consolas"/>
-          <w:sz w:val="15"/>
-          <w:szCs w:val="15"/>
-          <w:lang w:val="en-US"/>
-        </w:rPr>
-        <w:t xml:space="preserve"> };</w:t>
+        <w:t>() const { return "Soy A"; } };</w:t>
       </w:r>
     </w:p>
     <w:p>
@@ -3501,9 +3328,9 @@
           <w:szCs w:val="15"/>
           <w:lang w:val="en-US"/>
         </w:rPr>
-        <w:t xml:space="preserve">class </w:t>
-      </w:r>
-      <w:proofErr w:type="gramStart"/>
+        <w:t xml:space="preserve">class B : public A { public: string </w:t>
+      </w:r>
+      <w:proofErr w:type="spellStart"/>
       <w:r>
         <w:rPr>
           <w:rFonts w:ascii="Consolas" w:eastAsia="Consolas" w:hAnsi="Consolas" w:cs="Consolas"/>
@@ -3511,9 +3338,9 @@
           <w:szCs w:val="15"/>
           <w:lang w:val="en-US"/>
         </w:rPr>
-        <w:t>B :</w:t>
-      </w:r>
-      <w:proofErr w:type="gramEnd"/>
+        <w:t>quien</w:t>
+      </w:r>
+      <w:proofErr w:type="spellEnd"/>
       <w:r>
         <w:rPr>
           <w:rFonts w:ascii="Consolas" w:eastAsia="Consolas" w:hAnsi="Consolas" w:cs="Consolas"/>
@@ -3521,98 +3348,7 @@
           <w:szCs w:val="15"/>
           <w:lang w:val="en-US"/>
         </w:rPr>
-        <w:t xml:space="preserve"> public A </w:t>
-      </w:r>
-      <w:proofErr w:type="gramStart"/>
-      <w:r>
-        <w:rPr>
-          <w:rFonts w:ascii="Consolas" w:eastAsia="Consolas" w:hAnsi="Consolas" w:cs="Consolas"/>
-          <w:sz w:val="15"/>
-          <w:szCs w:val="15"/>
-          <w:lang w:val="en-US"/>
-        </w:rPr>
-        <w:t>{ public</w:t>
-      </w:r>
-      <w:proofErr w:type="gramEnd"/>
-      <w:r>
-        <w:rPr>
-          <w:rFonts w:ascii="Consolas" w:eastAsia="Consolas" w:hAnsi="Consolas" w:cs="Consolas"/>
-          <w:sz w:val="15"/>
-          <w:szCs w:val="15"/>
-          <w:lang w:val="en-US"/>
-        </w:rPr>
-        <w:t xml:space="preserve">: string </w:t>
-      </w:r>
-      <w:proofErr w:type="spellStart"/>
-      <w:proofErr w:type="gramStart"/>
-      <w:r>
-        <w:rPr>
-          <w:rFonts w:ascii="Consolas" w:eastAsia="Consolas" w:hAnsi="Consolas" w:cs="Consolas"/>
-          <w:sz w:val="15"/>
-          <w:szCs w:val="15"/>
-          <w:lang w:val="en-US"/>
-        </w:rPr>
-        <w:t>quien</w:t>
-      </w:r>
-      <w:proofErr w:type="spellEnd"/>
-      <w:r>
-        <w:rPr>
-          <w:rFonts w:ascii="Consolas" w:eastAsia="Consolas" w:hAnsi="Consolas" w:cs="Consolas"/>
-          <w:sz w:val="15"/>
-          <w:szCs w:val="15"/>
-          <w:lang w:val="en-US"/>
-        </w:rPr>
-        <w:t>(</w:t>
-      </w:r>
-      <w:proofErr w:type="gramEnd"/>
-      <w:r>
-        <w:rPr>
-          <w:rFonts w:ascii="Consolas" w:eastAsia="Consolas" w:hAnsi="Consolas" w:cs="Consolas"/>
-          <w:sz w:val="15"/>
-          <w:szCs w:val="15"/>
-          <w:lang w:val="en-US"/>
-        </w:rPr>
-        <w:t xml:space="preserve">) const </w:t>
-      </w:r>
-      <w:proofErr w:type="gramStart"/>
-      <w:r>
-        <w:rPr>
-          <w:rFonts w:ascii="Consolas" w:eastAsia="Consolas" w:hAnsi="Consolas" w:cs="Consolas"/>
-          <w:sz w:val="15"/>
-          <w:szCs w:val="15"/>
-          <w:lang w:val="en-US"/>
-        </w:rPr>
-        <w:t>{ return</w:t>
-      </w:r>
-      <w:proofErr w:type="gramEnd"/>
-      <w:r>
-        <w:rPr>
-          <w:rFonts w:ascii="Consolas" w:eastAsia="Consolas" w:hAnsi="Consolas" w:cs="Consolas"/>
-          <w:sz w:val="15"/>
-          <w:szCs w:val="15"/>
-          <w:lang w:val="en-US"/>
-        </w:rPr>
-        <w:t xml:space="preserve"> "Soy B"</w:t>
-      </w:r>
-      <w:proofErr w:type="gramStart"/>
-      <w:r>
-        <w:rPr>
-          <w:rFonts w:ascii="Consolas" w:eastAsia="Consolas" w:hAnsi="Consolas" w:cs="Consolas"/>
-          <w:sz w:val="15"/>
-          <w:szCs w:val="15"/>
-          <w:lang w:val="en-US"/>
-        </w:rPr>
-        <w:t>; }</w:t>
-      </w:r>
-      <w:proofErr w:type="gramEnd"/>
-      <w:r>
-        <w:rPr>
-          <w:rFonts w:ascii="Consolas" w:eastAsia="Consolas" w:hAnsi="Consolas" w:cs="Consolas"/>
-          <w:sz w:val="15"/>
-          <w:szCs w:val="15"/>
-          <w:lang w:val="en-US"/>
-        </w:rPr>
-        <w:t xml:space="preserve"> };</w:t>
+        <w:t>() const { return "Soy B"; } };</w:t>
       </w:r>
     </w:p>
     <w:p>
@@ -3693,25 +3429,7 @@
           <w:sz w:val="15"/>
           <w:szCs w:val="15"/>
         </w:rPr>
-        <w:t xml:space="preserve"> &lt;&lt; p-&gt;</w:t>
-      </w:r>
-      <w:proofErr w:type="gramStart"/>
-      <w:r>
-        <w:rPr>
-          <w:rFonts w:ascii="Consolas" w:eastAsia="Consolas" w:hAnsi="Consolas" w:cs="Consolas"/>
-          <w:sz w:val="15"/>
-          <w:szCs w:val="15"/>
-        </w:rPr>
-        <w:t>quien(</w:t>
-      </w:r>
-      <w:proofErr w:type="gramEnd"/>
-      <w:r>
-        <w:rPr>
-          <w:rFonts w:ascii="Consolas" w:eastAsia="Consolas" w:hAnsi="Consolas" w:cs="Consolas"/>
-          <w:sz w:val="15"/>
-          <w:szCs w:val="15"/>
-        </w:rPr>
-        <w:t>);</w:t>
+        <w:t xml:space="preserve"> &lt;&lt; p-&gt;quien();</w:t>
       </w:r>
     </w:p>
     <w:p>
@@ -3843,9 +3561,9 @@
           <w:szCs w:val="15"/>
           <w:lang w:val="en-US"/>
         </w:rPr>
-        <w:t xml:space="preserve">    </w:t>
-      </w:r>
-      <w:proofErr w:type="gramStart"/>
+        <w:t xml:space="preserve">    Registro(int n) { </w:t>
+      </w:r>
+      <w:proofErr w:type="spellStart"/>
       <w:r>
         <w:rPr>
           <w:rFonts w:ascii="Consolas" w:eastAsia="Consolas" w:hAnsi="Consolas" w:cs="Consolas"/>
@@ -3853,9 +3571,9 @@
           <w:szCs w:val="15"/>
           <w:lang w:val="en-US"/>
         </w:rPr>
-        <w:t>Registro(</w:t>
-      </w:r>
-      <w:proofErr w:type="gramEnd"/>
+        <w:t>datos</w:t>
+      </w:r>
+      <w:proofErr w:type="spellEnd"/>
       <w:r>
         <w:rPr>
           <w:rFonts w:ascii="Consolas" w:eastAsia="Consolas" w:hAnsi="Consolas" w:cs="Consolas"/>
@@ -3863,50 +3581,8 @@
           <w:szCs w:val="15"/>
           <w:lang w:val="en-US"/>
         </w:rPr>
-        <w:t xml:space="preserve">int n) </w:t>
-      </w:r>
-      <w:proofErr w:type="gramStart"/>
-      <w:r>
-        <w:rPr>
-          <w:rFonts w:ascii="Consolas" w:eastAsia="Consolas" w:hAnsi="Consolas" w:cs="Consolas"/>
-          <w:sz w:val="15"/>
-          <w:szCs w:val="15"/>
-          <w:lang w:val="en-US"/>
-        </w:rPr>
-        <w:t xml:space="preserve">{ </w:t>
-      </w:r>
-      <w:proofErr w:type="spellStart"/>
-      <w:r>
-        <w:rPr>
-          <w:rFonts w:ascii="Consolas" w:eastAsia="Consolas" w:hAnsi="Consolas" w:cs="Consolas"/>
-          <w:sz w:val="15"/>
-          <w:szCs w:val="15"/>
-          <w:lang w:val="en-US"/>
-        </w:rPr>
-        <w:t>datos</w:t>
-      </w:r>
-      <w:proofErr w:type="spellEnd"/>
-      <w:proofErr w:type="gramEnd"/>
-      <w:r>
-        <w:rPr>
-          <w:rFonts w:ascii="Consolas" w:eastAsia="Consolas" w:hAnsi="Consolas" w:cs="Consolas"/>
-          <w:sz w:val="15"/>
-          <w:szCs w:val="15"/>
-          <w:lang w:val="en-US"/>
-        </w:rPr>
-        <w:t xml:space="preserve"> = new int[n]</w:t>
-      </w:r>
-      <w:proofErr w:type="gramStart"/>
-      <w:r>
-        <w:rPr>
-          <w:rFonts w:ascii="Consolas" w:eastAsia="Consolas" w:hAnsi="Consolas" w:cs="Consolas"/>
-          <w:sz w:val="15"/>
-          <w:szCs w:val="15"/>
-          <w:lang w:val="en-US"/>
-        </w:rPr>
-        <w:t>; }</w:t>
-      </w:r>
-      <w:proofErr w:type="gramEnd"/>
+        <w:t xml:space="preserve"> = new int[n]; }</w:t>
+      </w:r>
     </w:p>
     <w:p>
       <w:pPr>
@@ -3931,36 +3607,8 @@
           <w:sz w:val="15"/>
           <w:szCs w:val="15"/>
         </w:rPr>
-        <w:t>~</w:t>
-      </w:r>
-      <w:proofErr w:type="gramStart"/>
-      <w:r>
-        <w:rPr>
-          <w:rFonts w:ascii="Consolas" w:eastAsia="Consolas" w:hAnsi="Consolas" w:cs="Consolas"/>
-          <w:sz w:val="15"/>
-          <w:szCs w:val="15"/>
-        </w:rPr>
-        <w:t>Registro(</w:t>
-      </w:r>
-      <w:proofErr w:type="gramEnd"/>
-      <w:r>
-        <w:rPr>
-          <w:rFonts w:ascii="Consolas" w:eastAsia="Consolas" w:hAnsi="Consolas" w:cs="Consolas"/>
-          <w:sz w:val="15"/>
-          <w:szCs w:val="15"/>
-        </w:rPr>
-        <w:t xml:space="preserve">) </w:t>
-      </w:r>
-      <w:proofErr w:type="gramStart"/>
-      <w:r>
-        <w:rPr>
-          <w:rFonts w:ascii="Consolas" w:eastAsia="Consolas" w:hAnsi="Consolas" w:cs="Consolas"/>
-          <w:sz w:val="15"/>
-          <w:szCs w:val="15"/>
-        </w:rPr>
-        <w:t>{ }</w:t>
-      </w:r>
-      <w:proofErr w:type="gramEnd"/>
+        <w:t>~Registro() { }</w:t>
+      </w:r>
     </w:p>
     <w:p>
       <w:pPr>
@@ -4024,14 +3672,7 @@
       </w:r>
       <w:r>
         <w:br/>
-      </w:r>
-      <w:proofErr w:type="gramStart"/>
-      <w:r>
-        <w:t>va</w:t>
-      </w:r>
-      <w:proofErr w:type="gramEnd"/>
-      <w:r>
-        <w:t xml:space="preserve"> imprimir 9 porque es un apuntador que comienza desde la posición 0 y le suma 2 posiciones y el numero que </w:t>
+        <w:t xml:space="preserve">va imprimir 9 porque es un apuntador que comienza desde la posición 0 y le suma 2 posiciones y el numero que </w:t>
       </w:r>
       <w:proofErr w:type="spellStart"/>
       <w:r>
@@ -4057,15 +3698,7 @@
         <w:t xml:space="preserve">Imprime </w:t>
       </w:r>
       <w:r>
-        <w:t>[7, 0, 0</w:t>
-      </w:r>
-      <w:proofErr w:type="gramStart"/>
-      <w:r>
-        <w:t>][</w:t>
-      </w:r>
-      <w:proofErr w:type="gramEnd"/>
-      <w:r>
-        <w:t>7,0, 0]</w:t>
+        <w:t>[7, 0, 0][7,0, 0]</w:t>
       </w:r>
     </w:p>
     <w:p>
@@ -4080,14 +3713,7 @@
       </w:r>
       <w:r>
         <w:br/>
-      </w:r>
-      <w:proofErr w:type="gramStart"/>
-      <w:r>
-        <w:t>va</w:t>
-      </w:r>
-      <w:proofErr w:type="gramEnd"/>
-      <w:r>
-        <w:t xml:space="preserve"> imprimir la lista [1, 2, 3]</w:t>
+        <w:t>va imprimir la lista [1, 2, 3]</w:t>
       </w:r>
     </w:p>
     <w:p>
@@ -4102,14 +3728,7 @@
       </w:r>
       <w:r>
         <w:br/>
-      </w:r>
-      <w:proofErr w:type="gramStart"/>
-      <w:r>
-        <w:t>va</w:t>
-      </w:r>
-      <w:proofErr w:type="gramEnd"/>
-      <w:r>
-        <w:t xml:space="preserve"> imprimir la lista [1, 2, 3, 4]</w:t>
+        <w:t>va imprimir la lista [1, 2, 3, 4]</w:t>
       </w:r>
     </w:p>
     <w:p>
@@ -4829,7 +4448,6 @@
         <w:t xml:space="preserve">        </w:t>
       </w:r>
       <w:proofErr w:type="spellStart"/>
-      <w:proofErr w:type="gramStart"/>
       <w:r>
         <w:rPr>
           <w:lang w:val="en-US"/>
@@ -4837,7 +4455,6 @@
         <w:t>totales.append</w:t>
       </w:r>
       <w:proofErr w:type="spellEnd"/>
-      <w:proofErr w:type="gramEnd"/>
       <w:r>
         <w:rPr>
           <w:lang w:val="en-US"/>
@@ -4956,14 +4573,7 @@
         <w:rPr>
           <w:lang w:val="en-US"/>
         </w:rPr>
-        <w:t xml:space="preserve">    for j in </w:t>
-      </w:r>
-      <w:proofErr w:type="gramStart"/>
-      <w:r>
-        <w:rPr>
-          <w:lang w:val="en-US"/>
-        </w:rPr>
-        <w:t>range(</w:t>
+        <w:t>    for j in range(</w:t>
       </w:r>
       <w:proofErr w:type="spellStart"/>
       <w:r>
@@ -4977,14 +4587,7 @@
         <w:rPr>
           <w:lang w:val="en-US"/>
         </w:rPr>
-        <w:t>(m[</w:t>
-      </w:r>
-      <w:proofErr w:type="gramEnd"/>
-      <w:r>
-        <w:rPr>
-          <w:lang w:val="en-US"/>
-        </w:rPr>
-        <w:t>0</w:t>
+        <w:t>(m[0</w:t>
       </w:r>
     </w:p>
     <w:p>
@@ -5085,7 +4688,6 @@
         <w:t xml:space="preserve">        </w:t>
       </w:r>
       <w:proofErr w:type="spellStart"/>
-      <w:proofErr w:type="gramStart"/>
       <w:r>
         <w:rPr>
           <w:lang w:val="en-US"/>
@@ -5093,7 +4695,6 @@
         <w:t>totales.append</w:t>
       </w:r>
       <w:proofErr w:type="spellEnd"/>
-      <w:proofErr w:type="gramEnd"/>
       <w:r>
         <w:rPr>
           <w:lang w:val="en-US"/>
@@ -5249,12 +4850,10 @@
         <w:t xml:space="preserve"> </w:t>
       </w:r>
       <w:proofErr w:type="spellStart"/>
-      <w:proofErr w:type="gramStart"/>
       <w:r>
         <w:t>totales.index</w:t>
       </w:r>
       <w:proofErr w:type="spellEnd"/>
-      <w:proofErr w:type="gramEnd"/>
       <w:r>
         <w:t>(</w:t>
       </w:r>
@@ -5339,7 +4938,6 @@
         <w:t xml:space="preserve">PENDIENTE: </w:t>
       </w:r>
       <w:proofErr w:type="spellStart"/>
-      <w:proofErr w:type="gramStart"/>
       <w:r>
         <w:rPr>
           <w:lang w:val="en-US"/>
@@ -5351,14 +4949,7 @@
         <w:rPr>
           <w:lang w:val="en-US"/>
         </w:rPr>
-        <w:t>."</w:t>
-      </w:r>
-      <w:proofErr w:type="gramEnd"/>
-      <w:r>
-        <w:rPr>
-          <w:lang w:val="en-US"/>
-        </w:rPr>
-        <w:t>""</w:t>
+        <w:t>."""</w:t>
       </w:r>
     </w:p>
     <w:p>
@@ -5467,21 +5058,53 @@
         <w:spacing w:after="200"/>
       </w:pPr>
       <w:proofErr w:type="spellStart"/>
-      <w:proofErr w:type="gramStart"/>
       <w:r>
         <w:t>print</w:t>
       </w:r>
       <w:proofErr w:type="spellEnd"/>
       <w:r>
+        <w:t xml:space="preserve">("Total por punto:", </w:t>
+      </w:r>
+      <w:proofErr w:type="spellStart"/>
+      <w:r>
+        <w:t>total_por_punto</w:t>
+      </w:r>
+      <w:proofErr w:type="spellEnd"/>
+      <w:r>
         <w:t>(</w:t>
       </w:r>
-      <w:proofErr w:type="gramEnd"/>
-      <w:r>
-        <w:t xml:space="preserve">"Total por punto:", </w:t>
-      </w:r>
-      <w:proofErr w:type="spellStart"/>
-      <w:r>
-        <w:t>total_por_punto</w:t>
+      <w:proofErr w:type="spellStart"/>
+      <w:r>
+        <w:t>ocupacion</w:t>
+      </w:r>
+      <w:proofErr w:type="spellEnd"/>
+      <w:r>
+        <w:t>))</w:t>
+      </w:r>
+    </w:p>
+    <w:p>
+      <w:pPr>
+        <w:spacing w:after="200"/>
+      </w:pPr>
+      <w:proofErr w:type="spellStart"/>
+      <w:r>
+        <w:t>print</w:t>
+      </w:r>
+      <w:proofErr w:type="spellEnd"/>
+      <w:r>
+        <w:t xml:space="preserve">("Total por </w:t>
+      </w:r>
+      <w:proofErr w:type="spellStart"/>
+      <w:r>
+        <w:t>dia</w:t>
+      </w:r>
+      <w:proofErr w:type="spellEnd"/>
+      <w:r>
+        <w:t xml:space="preserve">:", </w:t>
+      </w:r>
+      <w:proofErr w:type="spellStart"/>
+      <w:r>
+        <w:t>total_por_dia</w:t>
       </w:r>
       <w:proofErr w:type="spellEnd"/>
       <w:r>
@@ -5501,72 +5124,54 @@
         <w:spacing w:after="200"/>
       </w:pPr>
       <w:proofErr w:type="spellStart"/>
-      <w:proofErr w:type="gramStart"/>
-      <w:r>
-        <w:t>print</w:t>
-      </w:r>
-      <w:proofErr w:type="spellEnd"/>
-      <w:r>
-        <w:t>(</w:t>
-      </w:r>
-      <w:proofErr w:type="gramEnd"/>
-      <w:r>
-        <w:t xml:space="preserve">"Total por </w:t>
-      </w:r>
-      <w:proofErr w:type="spellStart"/>
-      <w:r>
-        <w:t>dia</w:t>
-      </w:r>
-      <w:proofErr w:type="spellEnd"/>
-      <w:r>
-        <w:t xml:space="preserve">:", </w:t>
-      </w:r>
-      <w:proofErr w:type="spellStart"/>
-      <w:r>
-        <w:t>total_por_dia</w:t>
-      </w:r>
-      <w:proofErr w:type="spellEnd"/>
-      <w:r>
-        <w:t>(</w:t>
-      </w:r>
-      <w:proofErr w:type="spellStart"/>
-      <w:r>
-        <w:t>ocupacion</w:t>
-      </w:r>
-      <w:proofErr w:type="spellEnd"/>
-      <w:r>
-        <w:t>))</w:t>
-      </w:r>
-    </w:p>
-    <w:p>
-      <w:pPr>
-        <w:spacing w:after="200"/>
-      </w:pPr>
-      <w:proofErr w:type="spellStart"/>
-      <w:proofErr w:type="gramStart"/>
       <w:r>
         <w:lastRenderedPageBreak/>
         <w:t>print</w:t>
       </w:r>
       <w:proofErr w:type="spellEnd"/>
       <w:r>
+        <w:t xml:space="preserve">("Dia </w:t>
+      </w:r>
+      <w:proofErr w:type="spellStart"/>
+      <w:r>
+        <w:t>mas</w:t>
+      </w:r>
+      <w:proofErr w:type="spellEnd"/>
+      <w:r>
+        <w:t xml:space="preserve"> flojo:", </w:t>
+      </w:r>
+      <w:proofErr w:type="spellStart"/>
+      <w:r>
+        <w:t>dia_mas_flojo</w:t>
+      </w:r>
+      <w:proofErr w:type="spellEnd"/>
+      <w:r>
         <w:t>(</w:t>
       </w:r>
-      <w:proofErr w:type="gramEnd"/>
-      <w:r>
-        <w:t xml:space="preserve">"Dia </w:t>
-      </w:r>
-      <w:proofErr w:type="spellStart"/>
-      <w:r>
-        <w:t>mas</w:t>
-      </w:r>
-      <w:proofErr w:type="spellEnd"/>
-      <w:r>
-        <w:t xml:space="preserve"> flojo:", </w:t>
-      </w:r>
-      <w:proofErr w:type="spellStart"/>
-      <w:r>
-        <w:t>dia_mas_flojo</w:t>
+      <w:proofErr w:type="spellStart"/>
+      <w:r>
+        <w:t>ocupacion</w:t>
+      </w:r>
+      <w:proofErr w:type="spellEnd"/>
+      <w:r>
+        <w:t>))</w:t>
+      </w:r>
+    </w:p>
+    <w:p>
+      <w:pPr>
+        <w:spacing w:after="200"/>
+      </w:pPr>
+      <w:proofErr w:type="spellStart"/>
+      <w:r>
+        <w:t>print</w:t>
+      </w:r>
+      <w:proofErr w:type="spellEnd"/>
+      <w:r>
+        <w:t xml:space="preserve">("Puntos inactivos:", </w:t>
+      </w:r>
+      <w:proofErr w:type="spellStart"/>
+      <w:r>
+        <w:t>puntos_inactivos</w:t>
       </w:r>
       <w:proofErr w:type="spellEnd"/>
       <w:r>
@@ -5585,128 +5190,6 @@
       <w:pPr>
         <w:spacing w:after="200"/>
       </w:pPr>
-      <w:proofErr w:type="spellStart"/>
-      <w:proofErr w:type="gramStart"/>
-      <w:r>
-        <w:t>print</w:t>
-      </w:r>
-      <w:proofErr w:type="spellEnd"/>
-      <w:r>
-        <w:t>(</w:t>
-      </w:r>
-      <w:proofErr w:type="gramEnd"/>
-      <w:r>
-        <w:t xml:space="preserve">"Puntos inactivos:", </w:t>
-      </w:r>
-      <w:proofErr w:type="spellStart"/>
-      <w:r>
-        <w:t>puntos_inactivos</w:t>
-      </w:r>
-      <w:proofErr w:type="spellEnd"/>
-      <w:r>
-        <w:t>(</w:t>
-      </w:r>
-      <w:proofErr w:type="spellStart"/>
-      <w:r>
-        <w:t>ocupacion</w:t>
-      </w:r>
-      <w:proofErr w:type="spellEnd"/>
-      <w:r>
-        <w:t>))</w:t>
-      </w:r>
-    </w:p>
-    <w:p>
-      <w:pPr>
-        <w:spacing w:after="200"/>
-      </w:pPr>
-    </w:p>
-    <w:p>
-      <w:pPr>
-        <w:spacing w:after="200"/>
-        <w:rPr>
-          <w:b/>
-          <w:bCs/>
-        </w:rPr>
-      </w:pPr>
-      <w:r>
-        <w:rPr>
-          <w:b/>
-          <w:bCs/>
-        </w:rPr>
-        <w:t xml:space="preserve">salida de </w:t>
-      </w:r>
-      <w:r>
-        <w:rPr>
-          <w:b/>
-          <w:bCs/>
-        </w:rPr>
-        <w:t>código:</w:t>
-      </w:r>
-    </w:p>
-    <w:p>
-      <w:pPr>
-        <w:spacing w:after="200"/>
-      </w:pPr>
-      <w:r>
-        <w:rPr>
-          <w:b/>
-          <w:bCs/>
-        </w:rPr>
-        <w:br/>
-      </w:r>
-      <w:proofErr w:type="gramStart"/>
-      <w:r>
-        <w:t>Total</w:t>
-      </w:r>
-      <w:proofErr w:type="gramEnd"/>
-      <w:r>
-        <w:t xml:space="preserve"> por punto: [16, 20, 21, 14]</w:t>
-      </w:r>
-    </w:p>
-    <w:p>
-      <w:pPr>
-        <w:spacing w:after="200"/>
-      </w:pPr>
-      <w:proofErr w:type="gramStart"/>
-      <w:r>
-        <w:t>Total</w:t>
-      </w:r>
-      <w:proofErr w:type="gramEnd"/>
-      <w:r>
-        <w:t xml:space="preserve"> por </w:t>
-      </w:r>
-      <w:proofErr w:type="spellStart"/>
-      <w:r>
-        <w:t>dia</w:t>
-      </w:r>
-      <w:proofErr w:type="spellEnd"/>
-      <w:r>
-        <w:t>: [15, 11, 14, 7, 12, 12]</w:t>
-      </w:r>
-    </w:p>
-    <w:p>
-      <w:pPr>
-        <w:spacing w:after="200"/>
-      </w:pPr>
-      <w:r>
-        <w:t xml:space="preserve">Dia </w:t>
-      </w:r>
-      <w:proofErr w:type="spellStart"/>
-      <w:r>
-        <w:t>mas</w:t>
-      </w:r>
-      <w:proofErr w:type="spellEnd"/>
-      <w:r>
-        <w:t xml:space="preserve"> flojo: 3</w:t>
-      </w:r>
-    </w:p>
-    <w:p>
-      <w:pPr>
-        <w:spacing w:after="200"/>
-      </w:pPr>
-      <w:r>
-        <w:t>Puntos inactivos: 5</w:t>
-      </w:r>
     </w:p>
     <w:p>
       <w:pPr>
@@ -6206,23 +5689,13 @@
         <w:spacing w:after="120" w:line="220" w:lineRule="auto"/>
         <w:ind w:left="240"/>
       </w:pPr>
-      <w:proofErr w:type="gramStart"/>
       <w:r>
         <w:rPr>
           <w:rFonts w:ascii="Consolas" w:eastAsia="Consolas" w:hAnsi="Consolas" w:cs="Consolas"/>
           <w:sz w:val="15"/>
           <w:szCs w:val="15"/>
         </w:rPr>
-        <w:t>$ .</w:t>
-      </w:r>
-      <w:proofErr w:type="gramEnd"/>
-      <w:r>
-        <w:rPr>
-          <w:rFonts w:ascii="Consolas" w:eastAsia="Consolas" w:hAnsi="Consolas" w:cs="Consolas"/>
-          <w:sz w:val="15"/>
-          <w:szCs w:val="15"/>
-        </w:rPr>
-        <w:t>/inventario</w:t>
+        <w:t>$ ./inventario</w:t>
       </w:r>
     </w:p>
     <w:p>
@@ -6441,7 +5914,6 @@
         <w:t xml:space="preserve"> en vez de </w:t>
       </w:r>
       <w:proofErr w:type="spellStart"/>
-      <w:proofErr w:type="gramStart"/>
       <w:r>
         <w:rPr>
           <w:sz w:val="19"/>
@@ -6455,31 +5927,7 @@
           <w:sz w:val="19"/>
           <w:szCs w:val="19"/>
         </w:rPr>
-        <w:t>[</w:t>
-      </w:r>
-      <w:proofErr w:type="gramEnd"/>
-      <w:r>
-        <w:rPr>
-          <w:sz w:val="19"/>
-          <w:szCs w:val="19"/>
-        </w:rPr>
-        <w:t xml:space="preserve">] para memoria reservada con </w:t>
-      </w:r>
-      <w:proofErr w:type="gramStart"/>
-      <w:r>
-        <w:rPr>
-          <w:sz w:val="19"/>
-          <w:szCs w:val="19"/>
-        </w:rPr>
-        <w:t>new[</w:t>
-      </w:r>
-      <w:proofErr w:type="gramEnd"/>
-      <w:r>
-        <w:rPr>
-          <w:sz w:val="19"/>
-          <w:szCs w:val="19"/>
-        </w:rPr>
-        <w:t>].</w:t>
+        <w:t>[] para memoria reservada con new[].</w:t>
       </w:r>
     </w:p>
     <w:p>
@@ -6548,28 +5996,1539 @@
       <w:pPr>
         <w:spacing w:after="200"/>
         <w:rPr>
-          <w:b/>
-          <w:bCs/>
-          <w:color w:val="000000"/>
-        </w:rPr>
-      </w:pPr>
-      <w:r>
-        <w:rPr>
-          <w:b/>
-          <w:bCs/>
-          <w:color w:val="000000"/>
-        </w:rPr>
-        <w:t xml:space="preserve">Línea 21 </w:t>
-      </w:r>
-      <w:r>
-        <w:rPr>
-          <w:b/>
-          <w:bCs/>
-          <w:color w:val="000000"/>
-        </w:rPr>
-        <w:br/>
-        <w:t>línea 25</w:t>
-      </w:r>
+          <w:color w:val="000000"/>
+          <w:lang w:val="en-US"/>
+        </w:rPr>
+      </w:pPr>
+      <w:r>
+        <w:rPr>
+          <w:color w:val="000000"/>
+          <w:lang w:val="en-US"/>
+        </w:rPr>
+        <w:t>#include &lt;iostream&gt;</w:t>
+      </w:r>
+    </w:p>
+    <w:p>
+      <w:pPr>
+        <w:spacing w:after="200"/>
+        <w:rPr>
+          <w:color w:val="000000"/>
+          <w:lang w:val="en-US"/>
+        </w:rPr>
+      </w:pPr>
+      <w:r>
+        <w:rPr>
+          <w:color w:val="000000"/>
+          <w:lang w:val="en-US"/>
+        </w:rPr>
+        <w:t>#include &lt;string&gt;</w:t>
+      </w:r>
+    </w:p>
+    <w:p>
+      <w:pPr>
+        <w:spacing w:after="200"/>
+        <w:rPr>
+          <w:color w:val="000000"/>
+          <w:lang w:val="en-US"/>
+        </w:rPr>
+      </w:pPr>
+      <w:r>
+        <w:rPr>
+          <w:color w:val="000000"/>
+          <w:lang w:val="en-US"/>
+        </w:rPr>
+        <w:t>using namespace std;</w:t>
+      </w:r>
+    </w:p>
+    <w:p>
+      <w:pPr>
+        <w:spacing w:after="200"/>
+        <w:rPr>
+          <w:color w:val="000000"/>
+          <w:lang w:val="en-US"/>
+        </w:rPr>
+      </w:pPr>
+    </w:p>
+    <w:p>
+      <w:pPr>
+        <w:spacing w:after="200"/>
+        <w:rPr>
+          <w:color w:val="000000"/>
+          <w:lang w:val="en-US"/>
+        </w:rPr>
+      </w:pPr>
+      <w:r>
+        <w:rPr>
+          <w:color w:val="000000"/>
+          <w:lang w:val="en-US"/>
+        </w:rPr>
+        <w:t>class Equipo {</w:t>
+      </w:r>
+    </w:p>
+    <w:p>
+      <w:pPr>
+        <w:spacing w:after="200"/>
+        <w:rPr>
+          <w:color w:val="000000"/>
+          <w:lang w:val="en-US"/>
+        </w:rPr>
+      </w:pPr>
+      <w:r>
+        <w:rPr>
+          <w:color w:val="000000"/>
+          <w:lang w:val="en-US"/>
+        </w:rPr>
+        <w:lastRenderedPageBreak/>
+        <w:t>private:</w:t>
+      </w:r>
+    </w:p>
+    <w:p>
+      <w:pPr>
+        <w:spacing w:after="200"/>
+        <w:rPr>
+          <w:color w:val="000000"/>
+          <w:lang w:val="en-US"/>
+        </w:rPr>
+      </w:pPr>
+      <w:r>
+        <w:rPr>
+          <w:color w:val="000000"/>
+          <w:lang w:val="en-US"/>
+        </w:rPr>
+        <w:t>    string codigo;</w:t>
+      </w:r>
+    </w:p>
+    <w:p>
+      <w:pPr>
+        <w:spacing w:after="200"/>
+        <w:rPr>
+          <w:color w:val="000000"/>
+        </w:rPr>
+      </w:pPr>
+      <w:r>
+        <w:rPr>
+          <w:color w:val="000000"/>
+          <w:lang w:val="en-US"/>
+        </w:rPr>
+        <w:t xml:space="preserve">    </w:t>
+      </w:r>
+      <w:proofErr w:type="spellStart"/>
+      <w:r>
+        <w:rPr>
+          <w:color w:val="000000"/>
+        </w:rPr>
+        <w:t>int</w:t>
+      </w:r>
+      <w:proofErr w:type="spellEnd"/>
+      <w:r>
+        <w:rPr>
+          <w:color w:val="000000"/>
+        </w:rPr>
+        <w:t>*   historial;      // kilos/usos registrados</w:t>
+      </w:r>
+    </w:p>
+    <w:p>
+      <w:pPr>
+        <w:spacing w:after="200"/>
+        <w:rPr>
+          <w:color w:val="000000"/>
+        </w:rPr>
+      </w:pPr>
+      <w:r>
+        <w:rPr>
+          <w:color w:val="000000"/>
+        </w:rPr>
+        <w:t xml:space="preserve">    </w:t>
+      </w:r>
+      <w:proofErr w:type="spellStart"/>
+      <w:r>
+        <w:rPr>
+          <w:color w:val="000000"/>
+        </w:rPr>
+        <w:t>int</w:t>
+      </w:r>
+      <w:proofErr w:type="spellEnd"/>
+      <w:r>
+        <w:rPr>
+          <w:color w:val="000000"/>
+        </w:rPr>
+        <w:t xml:space="preserve">    n;</w:t>
+      </w:r>
+    </w:p>
+    <w:p>
+      <w:pPr>
+        <w:spacing w:after="200"/>
+        <w:rPr>
+          <w:color w:val="000000"/>
+        </w:rPr>
+      </w:pPr>
+      <w:proofErr w:type="spellStart"/>
+      <w:r>
+        <w:rPr>
+          <w:color w:val="000000"/>
+        </w:rPr>
+        <w:t>public</w:t>
+      </w:r>
+      <w:proofErr w:type="spellEnd"/>
+      <w:r>
+        <w:rPr>
+          <w:color w:val="000000"/>
+        </w:rPr>
+        <w:t>:</w:t>
+      </w:r>
+    </w:p>
+    <w:p>
+      <w:pPr>
+        <w:spacing w:after="200"/>
+        <w:rPr>
+          <w:color w:val="000000"/>
+        </w:rPr>
+      </w:pPr>
+      <w:r>
+        <w:rPr>
+          <w:color w:val="000000"/>
+        </w:rPr>
+        <w:t>    Equipo(</w:t>
+      </w:r>
+      <w:proofErr w:type="spellStart"/>
+      <w:r>
+        <w:rPr>
+          <w:color w:val="000000"/>
+        </w:rPr>
+        <w:t>string</w:t>
+      </w:r>
+      <w:proofErr w:type="spellEnd"/>
+      <w:r>
+        <w:rPr>
+          <w:color w:val="000000"/>
+        </w:rPr>
+        <w:t xml:space="preserve"> c, </w:t>
+      </w:r>
+      <w:proofErr w:type="spellStart"/>
+      <w:r>
+        <w:rPr>
+          <w:color w:val="000000"/>
+        </w:rPr>
+        <w:t>int</w:t>
+      </w:r>
+      <w:proofErr w:type="spellEnd"/>
+      <w:r>
+        <w:rPr>
+          <w:color w:val="000000"/>
+        </w:rPr>
+        <w:t xml:space="preserve"> cantidad) : </w:t>
+      </w:r>
+      <w:proofErr w:type="spellStart"/>
+      <w:r>
+        <w:rPr>
+          <w:color w:val="000000"/>
+        </w:rPr>
+        <w:t>codigo</w:t>
+      </w:r>
+      <w:proofErr w:type="spellEnd"/>
+      <w:r>
+        <w:rPr>
+          <w:color w:val="000000"/>
+        </w:rPr>
+        <w:t>(c), n(cantidad) {</w:t>
+      </w:r>
+    </w:p>
+    <w:p>
+      <w:pPr>
+        <w:spacing w:after="200"/>
+        <w:rPr>
+          <w:color w:val="000000"/>
+          <w:lang w:val="en-US"/>
+        </w:rPr>
+      </w:pPr>
+      <w:r>
+        <w:rPr>
+          <w:color w:val="000000"/>
+        </w:rPr>
+        <w:t xml:space="preserve">        </w:t>
+      </w:r>
+      <w:r>
+        <w:rPr>
+          <w:color w:val="000000"/>
+          <w:lang w:val="en-US"/>
+        </w:rPr>
+        <w:t>historial = new int[n];</w:t>
+      </w:r>
+    </w:p>
+    <w:p>
+      <w:pPr>
+        <w:spacing w:after="200"/>
+        <w:rPr>
+          <w:color w:val="000000"/>
+          <w:lang w:val="en-US"/>
+        </w:rPr>
+      </w:pPr>
+      <w:r>
+        <w:rPr>
+          <w:color w:val="000000"/>
+          <w:lang w:val="en-US"/>
+        </w:rPr>
+        <w:t>        for (int i = 0; i &lt; n; i++) historial[i] = 0;</w:t>
+      </w:r>
+    </w:p>
+    <w:p>
+      <w:pPr>
+        <w:spacing w:after="200"/>
+        <w:rPr>
+          <w:color w:val="000000"/>
+        </w:rPr>
+      </w:pPr>
+      <w:r>
+        <w:rPr>
+          <w:color w:val="000000"/>
+          <w:lang w:val="en-US"/>
+        </w:rPr>
+        <w:t xml:space="preserve">    </w:t>
+      </w:r>
+      <w:r>
+        <w:rPr>
+          <w:color w:val="000000"/>
+        </w:rPr>
+        <w:t>}</w:t>
+      </w:r>
+    </w:p>
+    <w:p>
+      <w:pPr>
+        <w:spacing w:after="200"/>
+        <w:rPr>
+          <w:color w:val="000000"/>
+        </w:rPr>
+      </w:pPr>
+      <w:r>
+        <w:rPr>
+          <w:color w:val="000000"/>
+        </w:rPr>
+        <w:t xml:space="preserve">    ~Equipo() {                    // esta es la </w:t>
+      </w:r>
+      <w:proofErr w:type="spellStart"/>
+      <w:r>
+        <w:rPr>
+          <w:color w:val="000000"/>
+        </w:rPr>
+        <w:t>funcion</w:t>
+      </w:r>
+      <w:proofErr w:type="spellEnd"/>
+      <w:r>
+        <w:rPr>
+          <w:color w:val="000000"/>
+        </w:rPr>
+        <w:t xml:space="preserve"> destructor de la clase Equipo, que se encarga de liberar la memoria asignada al arreglo historial cuando un objeto de la clase es destruido.</w:t>
+      </w:r>
+    </w:p>
+    <w:p>
+      <w:pPr>
+        <w:spacing w:after="200"/>
+        <w:rPr>
+          <w:color w:val="000000"/>
+        </w:rPr>
+      </w:pPr>
+      <w:r>
+        <w:rPr>
+          <w:color w:val="000000"/>
+        </w:rPr>
+        <w:t xml:space="preserve">        </w:t>
+      </w:r>
+      <w:proofErr w:type="spellStart"/>
+      <w:r>
+        <w:rPr>
+          <w:color w:val="000000"/>
+        </w:rPr>
+        <w:t>delete</w:t>
+      </w:r>
+      <w:proofErr w:type="spellEnd"/>
+      <w:r>
+        <w:rPr>
+          <w:color w:val="000000"/>
+        </w:rPr>
+        <w:t>[] historial;</w:t>
+      </w:r>
+    </w:p>
+    <w:p>
+      <w:pPr>
+        <w:spacing w:after="200"/>
+        <w:rPr>
+          <w:color w:val="000000"/>
+        </w:rPr>
+      </w:pPr>
+      <w:r>
+        <w:rPr>
+          <w:color w:val="000000"/>
+        </w:rPr>
+        <w:t xml:space="preserve">    }   </w:t>
+      </w:r>
+    </w:p>
+    <w:p>
+      <w:pPr>
+        <w:spacing w:after="200"/>
+        <w:rPr>
+          <w:color w:val="000000"/>
+        </w:rPr>
+      </w:pPr>
+    </w:p>
+    <w:p>
+      <w:pPr>
+        <w:spacing w:after="200"/>
+        <w:rPr>
+          <w:color w:val="000000"/>
+        </w:rPr>
+      </w:pPr>
+      <w:r>
+        <w:rPr>
+          <w:color w:val="000000"/>
+        </w:rPr>
+        <w:t xml:space="preserve">    </w:t>
+      </w:r>
+      <w:proofErr w:type="spellStart"/>
+      <w:r>
+        <w:rPr>
+          <w:color w:val="000000"/>
+        </w:rPr>
+        <w:t>void</w:t>
+      </w:r>
+      <w:proofErr w:type="spellEnd"/>
+      <w:r>
+        <w:rPr>
+          <w:color w:val="000000"/>
+        </w:rPr>
+        <w:t xml:space="preserve"> registrar(</w:t>
+      </w:r>
+      <w:proofErr w:type="spellStart"/>
+      <w:r>
+        <w:rPr>
+          <w:color w:val="000000"/>
+        </w:rPr>
+        <w:t>int</w:t>
+      </w:r>
+      <w:proofErr w:type="spellEnd"/>
+      <w:r>
+        <w:rPr>
+          <w:color w:val="000000"/>
+        </w:rPr>
+        <w:t xml:space="preserve"> i, </w:t>
+      </w:r>
+      <w:proofErr w:type="spellStart"/>
+      <w:r>
+        <w:rPr>
+          <w:color w:val="000000"/>
+        </w:rPr>
+        <w:t>int</w:t>
+      </w:r>
+      <w:proofErr w:type="spellEnd"/>
+      <w:r>
+        <w:rPr>
+          <w:color w:val="000000"/>
+        </w:rPr>
+        <w:t xml:space="preserve"> v) { </w:t>
+      </w:r>
+      <w:proofErr w:type="spellStart"/>
+      <w:r>
+        <w:rPr>
+          <w:color w:val="000000"/>
+        </w:rPr>
+        <w:t>if</w:t>
+      </w:r>
+      <w:proofErr w:type="spellEnd"/>
+      <w:r>
+        <w:rPr>
+          <w:color w:val="000000"/>
+        </w:rPr>
+        <w:t xml:space="preserve"> (i &gt;= 0 &amp;&amp; i &lt; n) historial[i] = v; }   // Esta es la función registrar de la clase Equipo, que permite registrar un valor v en el arreglo historial en la posición i, siempre y cuando i esté dentro del rango válido (0 a n-1). Si i está fuera de este rango, no se realiza ninguna acción.</w:t>
+      </w:r>
+    </w:p>
+    <w:p>
+      <w:pPr>
+        <w:spacing w:after="200"/>
+        <w:rPr>
+          <w:color w:val="000000"/>
+        </w:rPr>
+      </w:pPr>
+      <w:r>
+        <w:rPr>
+          <w:color w:val="000000"/>
+        </w:rPr>
+        <w:t xml:space="preserve">    </w:t>
+      </w:r>
+      <w:proofErr w:type="spellStart"/>
+      <w:r>
+        <w:rPr>
+          <w:color w:val="000000"/>
+        </w:rPr>
+        <w:t>int</w:t>
+      </w:r>
+      <w:proofErr w:type="spellEnd"/>
+      <w:r>
+        <w:rPr>
+          <w:color w:val="000000"/>
+        </w:rPr>
+        <w:t xml:space="preserve"> total() </w:t>
+      </w:r>
+      <w:proofErr w:type="spellStart"/>
+      <w:r>
+        <w:rPr>
+          <w:color w:val="000000"/>
+        </w:rPr>
+        <w:t>const</w:t>
+      </w:r>
+      <w:proofErr w:type="spellEnd"/>
+      <w:r>
+        <w:rPr>
+          <w:color w:val="000000"/>
+        </w:rPr>
+        <w:t xml:space="preserve"> { </w:t>
+      </w:r>
+      <w:proofErr w:type="spellStart"/>
+      <w:r>
+        <w:rPr>
+          <w:color w:val="000000"/>
+        </w:rPr>
+        <w:t>int</w:t>
+      </w:r>
+      <w:proofErr w:type="spellEnd"/>
+      <w:r>
+        <w:rPr>
+          <w:color w:val="000000"/>
+        </w:rPr>
+        <w:t xml:space="preserve"> s = 0; </w:t>
+      </w:r>
+      <w:proofErr w:type="spellStart"/>
+      <w:r>
+        <w:rPr>
+          <w:color w:val="000000"/>
+        </w:rPr>
+        <w:t>for</w:t>
+      </w:r>
+      <w:proofErr w:type="spellEnd"/>
+      <w:r>
+        <w:rPr>
+          <w:color w:val="000000"/>
+        </w:rPr>
+        <w:t xml:space="preserve"> (</w:t>
+      </w:r>
+      <w:proofErr w:type="spellStart"/>
+      <w:r>
+        <w:rPr>
+          <w:color w:val="000000"/>
+        </w:rPr>
+        <w:t>int</w:t>
+      </w:r>
+      <w:proofErr w:type="spellEnd"/>
+      <w:r>
+        <w:rPr>
+          <w:color w:val="000000"/>
+        </w:rPr>
+        <w:t xml:space="preserve"> i = 0; i &lt; n; i++) s += historial[i]; </w:t>
+      </w:r>
+      <w:proofErr w:type="spellStart"/>
+      <w:r>
+        <w:rPr>
+          <w:color w:val="000000"/>
+        </w:rPr>
+        <w:t>return</w:t>
+      </w:r>
+      <w:proofErr w:type="spellEnd"/>
+      <w:r>
+        <w:rPr>
+          <w:color w:val="000000"/>
+        </w:rPr>
+        <w:t xml:space="preserve"> s; }   // Esta es la función total de la clase Equipo, que calcula y devuelve la suma de todos los valores almacenados en el arreglo historial. Recorre el arreglo desde la posición 0 hasta n-1, acumulando los valores en la variable s, y finalmente retorna el total.</w:t>
+      </w:r>
+    </w:p>
+    <w:p>
+      <w:pPr>
+        <w:spacing w:after="200"/>
+        <w:rPr>
+          <w:color w:val="000000"/>
+        </w:rPr>
+      </w:pPr>
+      <w:r>
+        <w:rPr>
+          <w:color w:val="000000"/>
+        </w:rPr>
+        <w:t xml:space="preserve">    </w:t>
+      </w:r>
+      <w:proofErr w:type="spellStart"/>
+      <w:r>
+        <w:rPr>
+          <w:color w:val="000000"/>
+        </w:rPr>
+        <w:t>string</w:t>
+      </w:r>
+      <w:proofErr w:type="spellEnd"/>
+      <w:r>
+        <w:rPr>
+          <w:color w:val="000000"/>
+        </w:rPr>
+        <w:t xml:space="preserve"> </w:t>
+      </w:r>
+      <w:proofErr w:type="spellStart"/>
+      <w:r>
+        <w:rPr>
+          <w:color w:val="000000"/>
+        </w:rPr>
+        <w:t>getCodigo</w:t>
+      </w:r>
+      <w:proofErr w:type="spellEnd"/>
+      <w:r>
+        <w:rPr>
+          <w:color w:val="000000"/>
+        </w:rPr>
+        <w:t xml:space="preserve">() </w:t>
+      </w:r>
+      <w:proofErr w:type="spellStart"/>
+      <w:r>
+        <w:rPr>
+          <w:color w:val="000000"/>
+        </w:rPr>
+        <w:t>const</w:t>
+      </w:r>
+      <w:proofErr w:type="spellEnd"/>
+      <w:r>
+        <w:rPr>
+          <w:color w:val="000000"/>
+        </w:rPr>
+        <w:t xml:space="preserve"> { </w:t>
+      </w:r>
+      <w:proofErr w:type="spellStart"/>
+      <w:r>
+        <w:rPr>
+          <w:color w:val="000000"/>
+        </w:rPr>
+        <w:t>return</w:t>
+      </w:r>
+      <w:proofErr w:type="spellEnd"/>
+      <w:r>
+        <w:rPr>
+          <w:color w:val="000000"/>
+        </w:rPr>
+        <w:t xml:space="preserve"> </w:t>
+      </w:r>
+      <w:proofErr w:type="spellStart"/>
+      <w:r>
+        <w:rPr>
+          <w:color w:val="000000"/>
+        </w:rPr>
+        <w:t>codigo</w:t>
+      </w:r>
+      <w:proofErr w:type="spellEnd"/>
+      <w:r>
+        <w:rPr>
+          <w:color w:val="000000"/>
+        </w:rPr>
+        <w:t xml:space="preserve">; }   // Esta es la función </w:t>
+      </w:r>
+      <w:proofErr w:type="spellStart"/>
+      <w:r>
+        <w:rPr>
+          <w:color w:val="000000"/>
+        </w:rPr>
+        <w:t>getCodigo</w:t>
+      </w:r>
+      <w:proofErr w:type="spellEnd"/>
+      <w:r>
+        <w:rPr>
+          <w:color w:val="000000"/>
+        </w:rPr>
+        <w:t xml:space="preserve"> de la clase Equipo, que devuelve el valor del atributo </w:t>
+      </w:r>
+      <w:proofErr w:type="spellStart"/>
+      <w:r>
+        <w:rPr>
+          <w:color w:val="000000"/>
+        </w:rPr>
+        <w:t>codigo</w:t>
+      </w:r>
+      <w:proofErr w:type="spellEnd"/>
+      <w:r>
+        <w:rPr>
+          <w:color w:val="000000"/>
+        </w:rPr>
+        <w:t xml:space="preserve"> del objeto. Es una función de acceso</w:t>
+      </w:r>
+    </w:p>
+    <w:p>
+      <w:pPr>
+        <w:spacing w:after="200"/>
+        <w:rPr>
+          <w:color w:val="000000"/>
+        </w:rPr>
+      </w:pPr>
+      <w:r>
+        <w:rPr>
+          <w:color w:val="000000"/>
+        </w:rPr>
+        <w:t xml:space="preserve">    </w:t>
+      </w:r>
+    </w:p>
+    <w:p>
+      <w:pPr>
+        <w:spacing w:after="200"/>
+        <w:rPr>
+          <w:color w:val="000000"/>
+        </w:rPr>
+      </w:pPr>
+      <w:r>
+        <w:rPr>
+          <w:color w:val="000000"/>
+        </w:rPr>
+        <w:t>};</w:t>
+      </w:r>
+    </w:p>
+    <w:p>
+      <w:pPr>
+        <w:spacing w:after="200"/>
+        <w:rPr>
+          <w:color w:val="000000"/>
+        </w:rPr>
+      </w:pPr>
+    </w:p>
+    <w:p>
+      <w:pPr>
+        <w:spacing w:after="200"/>
+        <w:rPr>
+          <w:color w:val="000000"/>
+        </w:rPr>
+      </w:pPr>
+      <w:proofErr w:type="spellStart"/>
+      <w:r>
+        <w:rPr>
+          <w:color w:val="000000"/>
+        </w:rPr>
+        <w:t>int</w:t>
+      </w:r>
+      <w:proofErr w:type="spellEnd"/>
+      <w:r>
+        <w:rPr>
+          <w:color w:val="000000"/>
+        </w:rPr>
+        <w:t xml:space="preserve">* </w:t>
+      </w:r>
+      <w:proofErr w:type="spellStart"/>
+      <w:r>
+        <w:rPr>
+          <w:color w:val="000000"/>
+        </w:rPr>
+        <w:t>copiarTotales</w:t>
+      </w:r>
+      <w:proofErr w:type="spellEnd"/>
+      <w:r>
+        <w:rPr>
+          <w:color w:val="000000"/>
+        </w:rPr>
+        <w:t xml:space="preserve">(Equipo** equipos, </w:t>
+      </w:r>
+      <w:proofErr w:type="spellStart"/>
+      <w:r>
+        <w:rPr>
+          <w:color w:val="000000"/>
+        </w:rPr>
+        <w:t>int</w:t>
+      </w:r>
+      <w:proofErr w:type="spellEnd"/>
+      <w:r>
+        <w:rPr>
+          <w:color w:val="000000"/>
+        </w:rPr>
+        <w:t xml:space="preserve"> cuantos) {</w:t>
+      </w:r>
+    </w:p>
+    <w:p>
+      <w:pPr>
+        <w:spacing w:after="200"/>
+        <w:rPr>
+          <w:color w:val="000000"/>
+          <w:lang w:val="en-US"/>
+        </w:rPr>
+      </w:pPr>
+      <w:r>
+        <w:rPr>
+          <w:color w:val="000000"/>
+        </w:rPr>
+        <w:t xml:space="preserve">    </w:t>
+      </w:r>
+      <w:r>
+        <w:rPr>
+          <w:color w:val="000000"/>
+          <w:lang w:val="en-US"/>
+        </w:rPr>
+        <w:t>int* copia = new int[cuantos];</w:t>
+      </w:r>
+    </w:p>
+    <w:p>
+      <w:pPr>
+        <w:spacing w:after="200"/>
+        <w:rPr>
+          <w:color w:val="000000"/>
+          <w:lang w:val="en-US"/>
+        </w:rPr>
+      </w:pPr>
+      <w:r>
+        <w:rPr>
+          <w:color w:val="000000"/>
+          <w:lang w:val="en-US"/>
+        </w:rPr>
+        <w:t>    for (int i = 0; i &lt; cuantos; i++) copia[i] = equipos[i]-&gt;total();</w:t>
+      </w:r>
+    </w:p>
+    <w:p>
+      <w:pPr>
+        <w:spacing w:after="200"/>
+        <w:rPr>
+          <w:color w:val="000000"/>
+          <w:lang w:val="en-US"/>
+        </w:rPr>
+      </w:pPr>
+      <w:r>
+        <w:rPr>
+          <w:color w:val="000000"/>
+          <w:lang w:val="en-US"/>
+        </w:rPr>
+        <w:t>    return copia;</w:t>
+      </w:r>
+    </w:p>
+    <w:p>
+      <w:pPr>
+        <w:spacing w:after="200"/>
+        <w:rPr>
+          <w:color w:val="000000"/>
+          <w:lang w:val="en-US"/>
+        </w:rPr>
+      </w:pPr>
+      <w:r>
+        <w:rPr>
+          <w:color w:val="000000"/>
+          <w:lang w:val="en-US"/>
+        </w:rPr>
+        <w:t>}</w:t>
+      </w:r>
+    </w:p>
+    <w:p>
+      <w:pPr>
+        <w:spacing w:after="200"/>
+        <w:rPr>
+          <w:color w:val="000000"/>
+          <w:lang w:val="en-US"/>
+        </w:rPr>
+      </w:pPr>
+    </w:p>
+    <w:p>
+      <w:pPr>
+        <w:spacing w:after="200"/>
+        <w:rPr>
+          <w:color w:val="000000"/>
+          <w:lang w:val="en-US"/>
+        </w:rPr>
+      </w:pPr>
+      <w:r>
+        <w:rPr>
+          <w:color w:val="000000"/>
+          <w:lang w:val="en-US"/>
+        </w:rPr>
+        <w:t>int main() {</w:t>
+      </w:r>
+    </w:p>
+    <w:p>
+      <w:pPr>
+        <w:spacing w:after="200"/>
+        <w:rPr>
+          <w:color w:val="000000"/>
+          <w:lang w:val="en-US"/>
+        </w:rPr>
+      </w:pPr>
+      <w:r>
+        <w:rPr>
+          <w:color w:val="000000"/>
+          <w:lang w:val="en-US"/>
+        </w:rPr>
+        <w:t>    const int N = 3;</w:t>
+      </w:r>
+    </w:p>
+    <w:p>
+      <w:pPr>
+        <w:spacing w:after="200"/>
+        <w:rPr>
+          <w:color w:val="000000"/>
+        </w:rPr>
+      </w:pPr>
+      <w:r>
+        <w:rPr>
+          <w:color w:val="000000"/>
+          <w:lang w:val="en-US"/>
+        </w:rPr>
+        <w:t xml:space="preserve">    </w:t>
+      </w:r>
+      <w:r>
+        <w:rPr>
+          <w:color w:val="000000"/>
+        </w:rPr>
+        <w:t>Equipo** equipos = new Equipo*[N];</w:t>
+      </w:r>
+    </w:p>
+    <w:p>
+      <w:pPr>
+        <w:spacing w:after="200"/>
+        <w:rPr>
+          <w:color w:val="000000"/>
+        </w:rPr>
+      </w:pPr>
+      <w:r>
+        <w:rPr>
+          <w:color w:val="000000"/>
+        </w:rPr>
+        <w:lastRenderedPageBreak/>
+        <w:t>    equipos[0] = new Equipo("EQ-01", 4);</w:t>
+      </w:r>
+    </w:p>
+    <w:p>
+      <w:pPr>
+        <w:spacing w:after="200"/>
+        <w:rPr>
+          <w:color w:val="000000"/>
+        </w:rPr>
+      </w:pPr>
+      <w:r>
+        <w:rPr>
+          <w:color w:val="000000"/>
+        </w:rPr>
+        <w:t>    equipos[1] = new Equipo("EQ-02", 4);</w:t>
+      </w:r>
+    </w:p>
+    <w:p>
+      <w:pPr>
+        <w:spacing w:after="200"/>
+        <w:rPr>
+          <w:color w:val="000000"/>
+        </w:rPr>
+      </w:pPr>
+      <w:r>
+        <w:rPr>
+          <w:color w:val="000000"/>
+        </w:rPr>
+        <w:t>    equipos[2] = new Equipo("EQ-03", 4);</w:t>
+      </w:r>
+    </w:p>
+    <w:p>
+      <w:pPr>
+        <w:spacing w:after="200"/>
+        <w:rPr>
+          <w:color w:val="000000"/>
+        </w:rPr>
+      </w:pPr>
+    </w:p>
+    <w:p>
+      <w:pPr>
+        <w:spacing w:after="200"/>
+        <w:rPr>
+          <w:color w:val="000000"/>
+        </w:rPr>
+      </w:pPr>
+      <w:r>
+        <w:rPr>
+          <w:color w:val="000000"/>
+        </w:rPr>
+        <w:t>    equipos[0]-&gt;registrar(0, 5); equipos[0]-&gt;registrar(1, 3);</w:t>
+      </w:r>
+    </w:p>
+    <w:p>
+      <w:pPr>
+        <w:spacing w:after="200"/>
+        <w:rPr>
+          <w:color w:val="000000"/>
+        </w:rPr>
+      </w:pPr>
+      <w:r>
+        <w:rPr>
+          <w:color w:val="000000"/>
+        </w:rPr>
+        <w:t>    equipos[1]-&gt;registrar(0, 9);</w:t>
+      </w:r>
+    </w:p>
+    <w:p>
+      <w:pPr>
+        <w:spacing w:after="200"/>
+        <w:rPr>
+          <w:color w:val="000000"/>
+        </w:rPr>
+      </w:pPr>
+      <w:r>
+        <w:rPr>
+          <w:color w:val="000000"/>
+        </w:rPr>
+        <w:t>    equipos[2]-&gt;registrar(2, 7); equipos[2]-&gt;registrar(3, 1);</w:t>
+      </w:r>
+    </w:p>
+    <w:p>
+      <w:pPr>
+        <w:spacing w:after="200"/>
+        <w:rPr>
+          <w:color w:val="000000"/>
+        </w:rPr>
+      </w:pPr>
+    </w:p>
+    <w:p>
+      <w:pPr>
+        <w:spacing w:after="200"/>
+        <w:rPr>
+          <w:color w:val="000000"/>
+        </w:rPr>
+      </w:pPr>
+      <w:r>
+        <w:rPr>
+          <w:color w:val="000000"/>
+        </w:rPr>
+        <w:t xml:space="preserve">    </w:t>
+      </w:r>
+      <w:proofErr w:type="spellStart"/>
+      <w:r>
+        <w:rPr>
+          <w:color w:val="000000"/>
+        </w:rPr>
+        <w:t>int</w:t>
+      </w:r>
+      <w:proofErr w:type="spellEnd"/>
+      <w:r>
+        <w:rPr>
+          <w:color w:val="000000"/>
+        </w:rPr>
+        <w:t xml:space="preserve">* totales = </w:t>
+      </w:r>
+      <w:proofErr w:type="spellStart"/>
+      <w:r>
+        <w:rPr>
+          <w:color w:val="000000"/>
+        </w:rPr>
+        <w:t>copiarTotales</w:t>
+      </w:r>
+      <w:proofErr w:type="spellEnd"/>
+      <w:r>
+        <w:rPr>
+          <w:color w:val="000000"/>
+        </w:rPr>
+        <w:t>(equipos, N);</w:t>
+      </w:r>
+    </w:p>
+    <w:p>
+      <w:pPr>
+        <w:spacing w:after="200"/>
+        <w:rPr>
+          <w:color w:val="000000"/>
+          <w:lang w:val="en-US"/>
+        </w:rPr>
+      </w:pPr>
+      <w:r>
+        <w:rPr>
+          <w:color w:val="000000"/>
+        </w:rPr>
+        <w:t xml:space="preserve">    </w:t>
+      </w:r>
+      <w:r>
+        <w:rPr>
+          <w:color w:val="000000"/>
+          <w:lang w:val="en-US"/>
+        </w:rPr>
+        <w:t>int suma = 0;</w:t>
+      </w:r>
+    </w:p>
+    <w:p>
+      <w:pPr>
+        <w:spacing w:after="200"/>
+        <w:rPr>
+          <w:color w:val="000000"/>
+          <w:lang w:val="en-US"/>
+        </w:rPr>
+      </w:pPr>
+      <w:r>
+        <w:rPr>
+          <w:color w:val="000000"/>
+          <w:lang w:val="en-US"/>
+        </w:rPr>
+        <w:t>    for (int i = 0; i &lt; N; i++) {</w:t>
+      </w:r>
+    </w:p>
+    <w:p>
+      <w:pPr>
+        <w:spacing w:after="200"/>
+        <w:rPr>
+          <w:color w:val="000000"/>
+        </w:rPr>
+      </w:pPr>
+      <w:r>
+        <w:rPr>
+          <w:color w:val="000000"/>
+          <w:lang w:val="en-US"/>
+        </w:rPr>
+        <w:t xml:space="preserve">        </w:t>
+      </w:r>
+      <w:proofErr w:type="spellStart"/>
+      <w:r>
+        <w:rPr>
+          <w:color w:val="000000"/>
+        </w:rPr>
+        <w:t>cout</w:t>
+      </w:r>
+      <w:proofErr w:type="spellEnd"/>
+      <w:r>
+        <w:rPr>
+          <w:color w:val="000000"/>
+        </w:rPr>
+        <w:t xml:space="preserve"> &lt;&lt; equipos[i]-&gt;</w:t>
+      </w:r>
+      <w:proofErr w:type="spellStart"/>
+      <w:r>
+        <w:rPr>
+          <w:color w:val="000000"/>
+        </w:rPr>
+        <w:t>getCodigo</w:t>
+      </w:r>
+      <w:proofErr w:type="spellEnd"/>
+      <w:r>
+        <w:rPr>
+          <w:color w:val="000000"/>
+        </w:rPr>
+        <w:t xml:space="preserve">() &lt;&lt; ": " &lt;&lt; totales[i] &lt;&lt; </w:t>
+      </w:r>
+      <w:proofErr w:type="spellStart"/>
+      <w:r>
+        <w:rPr>
+          <w:color w:val="000000"/>
+        </w:rPr>
+        <w:t>endl</w:t>
+      </w:r>
+      <w:proofErr w:type="spellEnd"/>
+      <w:r>
+        <w:rPr>
+          <w:color w:val="000000"/>
+        </w:rPr>
+        <w:t>;</w:t>
+      </w:r>
+    </w:p>
+    <w:p>
+      <w:pPr>
+        <w:spacing w:after="200"/>
+        <w:rPr>
+          <w:color w:val="000000"/>
+        </w:rPr>
+      </w:pPr>
+      <w:r>
+        <w:rPr>
+          <w:color w:val="000000"/>
+        </w:rPr>
+        <w:t>        suma += totales[i];</w:t>
+      </w:r>
+    </w:p>
+    <w:p>
+      <w:pPr>
+        <w:spacing w:after="200"/>
+        <w:rPr>
+          <w:color w:val="000000"/>
+        </w:rPr>
+      </w:pPr>
+      <w:r>
+        <w:rPr>
+          <w:color w:val="000000"/>
+        </w:rPr>
+        <w:t>    }</w:t>
+      </w:r>
+    </w:p>
+    <w:p>
+      <w:pPr>
+        <w:spacing w:after="200"/>
+        <w:rPr>
+          <w:color w:val="000000"/>
+        </w:rPr>
+      </w:pPr>
+      <w:r>
+        <w:rPr>
+          <w:color w:val="000000"/>
+        </w:rPr>
+        <w:t xml:space="preserve">    </w:t>
+      </w:r>
+      <w:proofErr w:type="spellStart"/>
+      <w:r>
+        <w:rPr>
+          <w:color w:val="000000"/>
+        </w:rPr>
+        <w:t>cout</w:t>
+      </w:r>
+      <w:proofErr w:type="spellEnd"/>
+      <w:r>
+        <w:rPr>
+          <w:color w:val="000000"/>
+        </w:rPr>
+        <w:t xml:space="preserve"> &lt;&lt; "SUMA=" &lt;&lt; suma &lt;&lt; </w:t>
+      </w:r>
+      <w:proofErr w:type="spellStart"/>
+      <w:r>
+        <w:rPr>
+          <w:color w:val="000000"/>
+        </w:rPr>
+        <w:t>endl</w:t>
+      </w:r>
+      <w:proofErr w:type="spellEnd"/>
+      <w:r>
+        <w:rPr>
+          <w:color w:val="000000"/>
+        </w:rPr>
+        <w:t>;</w:t>
+      </w:r>
+    </w:p>
+    <w:p>
+      <w:pPr>
+        <w:spacing w:after="200"/>
+        <w:rPr>
+          <w:color w:val="000000"/>
+        </w:rPr>
+      </w:pPr>
+    </w:p>
+    <w:p>
+      <w:pPr>
+        <w:spacing w:after="200"/>
+        <w:rPr>
+          <w:color w:val="000000"/>
+        </w:rPr>
+      </w:pPr>
+      <w:r>
+        <w:rPr>
+          <w:color w:val="000000"/>
+        </w:rPr>
+        <w:t xml:space="preserve">    </w:t>
+      </w:r>
+      <w:proofErr w:type="spellStart"/>
+      <w:r>
+        <w:rPr>
+          <w:color w:val="000000"/>
+        </w:rPr>
+        <w:t>if</w:t>
+      </w:r>
+      <w:proofErr w:type="spellEnd"/>
+      <w:r>
+        <w:rPr>
+          <w:color w:val="000000"/>
+        </w:rPr>
+        <w:t xml:space="preserve"> (suma == 25)   // el </w:t>
+      </w:r>
+      <w:proofErr w:type="spellStart"/>
+      <w:r>
+        <w:rPr>
+          <w:color w:val="000000"/>
+        </w:rPr>
+        <w:t>codigo</w:t>
+      </w:r>
+      <w:proofErr w:type="spellEnd"/>
+      <w:r>
+        <w:rPr>
+          <w:color w:val="000000"/>
+        </w:rPr>
+        <w:t xml:space="preserve"> se DERIVA de los totales correctos</w:t>
+      </w:r>
+    </w:p>
+    <w:p>
+      <w:pPr>
+        <w:spacing w:after="200"/>
+        <w:rPr>
+          <w:color w:val="000000"/>
+        </w:rPr>
+      </w:pPr>
+      <w:r>
+        <w:rPr>
+          <w:color w:val="000000"/>
+        </w:rPr>
+        <w:t xml:space="preserve">        </w:t>
+      </w:r>
+      <w:proofErr w:type="spellStart"/>
+      <w:r>
+        <w:rPr>
+          <w:color w:val="000000"/>
+        </w:rPr>
+        <w:t>cout</w:t>
+      </w:r>
+      <w:proofErr w:type="spellEnd"/>
+      <w:r>
+        <w:rPr>
+          <w:color w:val="000000"/>
+        </w:rPr>
+        <w:t xml:space="preserve"> &lt;&lt; "TICKET CERRADO - </w:t>
+      </w:r>
+      <w:proofErr w:type="spellStart"/>
+      <w:r>
+        <w:rPr>
+          <w:color w:val="000000"/>
+        </w:rPr>
+        <w:t>codigo</w:t>
+      </w:r>
+      <w:proofErr w:type="spellEnd"/>
+      <w:r>
+        <w:rPr>
+          <w:color w:val="000000"/>
+        </w:rPr>
+        <w:t xml:space="preserve"> de cierre: 4421-"</w:t>
+      </w:r>
+    </w:p>
+    <w:p>
+      <w:pPr>
+        <w:spacing w:after="200"/>
+        <w:rPr>
+          <w:color w:val="000000"/>
+        </w:rPr>
+      </w:pPr>
+      <w:r>
+        <w:rPr>
+          <w:color w:val="000000"/>
+        </w:rPr>
+        <w:t xml:space="preserve">             &lt;&lt; totales[0] &lt;&lt; totales[1] &lt;&lt; totales[2] &lt;&lt; suma &lt;&lt; </w:t>
+      </w:r>
+      <w:proofErr w:type="spellStart"/>
+      <w:r>
+        <w:rPr>
+          <w:color w:val="000000"/>
+        </w:rPr>
+        <w:t>endl</w:t>
+      </w:r>
+      <w:proofErr w:type="spellEnd"/>
+      <w:r>
+        <w:rPr>
+          <w:color w:val="000000"/>
+        </w:rPr>
+        <w:t>;</w:t>
+      </w:r>
+    </w:p>
+    <w:p>
+      <w:pPr>
+        <w:spacing w:after="200"/>
+        <w:rPr>
+          <w:color w:val="000000"/>
+        </w:rPr>
+      </w:pPr>
+    </w:p>
+    <w:p>
+      <w:pPr>
+        <w:spacing w:after="200"/>
+        <w:rPr>
+          <w:color w:val="000000"/>
+        </w:rPr>
+      </w:pPr>
+      <w:r>
+        <w:rPr>
+          <w:color w:val="000000"/>
+        </w:rPr>
+        <w:t xml:space="preserve">    </w:t>
+      </w:r>
+      <w:proofErr w:type="spellStart"/>
+      <w:r>
+        <w:rPr>
+          <w:color w:val="000000"/>
+        </w:rPr>
+        <w:t>for</w:t>
+      </w:r>
+      <w:proofErr w:type="spellEnd"/>
+      <w:r>
+        <w:rPr>
+          <w:color w:val="000000"/>
+        </w:rPr>
+        <w:t xml:space="preserve"> (</w:t>
+      </w:r>
+      <w:proofErr w:type="spellStart"/>
+      <w:r>
+        <w:rPr>
+          <w:color w:val="000000"/>
+        </w:rPr>
+        <w:t>int</w:t>
+      </w:r>
+      <w:proofErr w:type="spellEnd"/>
+      <w:r>
+        <w:rPr>
+          <w:color w:val="000000"/>
+        </w:rPr>
+        <w:t xml:space="preserve"> i = 0; i &lt; N; i++) {  // liberar memoria de cada objeto Equipo, se </w:t>
+      </w:r>
+      <w:proofErr w:type="spellStart"/>
+      <w:r>
+        <w:rPr>
+          <w:color w:val="000000"/>
+        </w:rPr>
+        <w:t>creo</w:t>
+      </w:r>
+      <w:proofErr w:type="spellEnd"/>
+      <w:r>
+        <w:rPr>
+          <w:color w:val="000000"/>
+        </w:rPr>
+        <w:t xml:space="preserve"> un For para recorrer el arreglo de punteros a objetos Equipo y liberar la memoria de cada objeto utilizando </w:t>
+      </w:r>
+      <w:proofErr w:type="spellStart"/>
+      <w:r>
+        <w:rPr>
+          <w:color w:val="000000"/>
+        </w:rPr>
+        <w:t>delete</w:t>
+      </w:r>
+      <w:proofErr w:type="spellEnd"/>
+      <w:r>
+        <w:rPr>
+          <w:color w:val="000000"/>
+        </w:rPr>
+        <w:t>.</w:t>
+      </w:r>
+    </w:p>
+    <w:p>
+      <w:pPr>
+        <w:spacing w:after="200"/>
+        <w:rPr>
+          <w:color w:val="000000"/>
+        </w:rPr>
+      </w:pPr>
+      <w:r>
+        <w:rPr>
+          <w:color w:val="000000"/>
+        </w:rPr>
+        <w:t xml:space="preserve">        </w:t>
+      </w:r>
+      <w:proofErr w:type="spellStart"/>
+      <w:r>
+        <w:rPr>
+          <w:color w:val="000000"/>
+        </w:rPr>
+        <w:t>delete</w:t>
+      </w:r>
+      <w:proofErr w:type="spellEnd"/>
+      <w:r>
+        <w:rPr>
+          <w:color w:val="000000"/>
+        </w:rPr>
+        <w:t xml:space="preserve"> equipos[i];         //  Esto asegura que no haya fugas de memoria al final del programa.</w:t>
+      </w:r>
+    </w:p>
+    <w:p>
+      <w:pPr>
+        <w:spacing w:after="200"/>
+        <w:rPr>
+          <w:color w:val="000000"/>
+        </w:rPr>
+      </w:pPr>
+      <w:r>
+        <w:rPr>
+          <w:color w:val="000000"/>
+        </w:rPr>
+        <w:t>    }</w:t>
+      </w:r>
+    </w:p>
+    <w:p>
+      <w:pPr>
+        <w:spacing w:after="200"/>
+        <w:rPr>
+          <w:color w:val="000000"/>
+        </w:rPr>
+      </w:pPr>
+      <w:r>
+        <w:rPr>
+          <w:color w:val="000000"/>
+        </w:rPr>
+        <w:t xml:space="preserve">    </w:t>
+      </w:r>
+      <w:proofErr w:type="spellStart"/>
+      <w:r>
+        <w:rPr>
+          <w:color w:val="000000"/>
+        </w:rPr>
+        <w:t>delete</w:t>
+      </w:r>
+      <w:proofErr w:type="spellEnd"/>
+      <w:r>
+        <w:rPr>
+          <w:color w:val="000000"/>
+        </w:rPr>
+        <w:t>[] equipos;</w:t>
+      </w:r>
+    </w:p>
+    <w:p>
+      <w:pPr>
+        <w:spacing w:after="200"/>
+        <w:rPr>
+          <w:color w:val="000000"/>
+        </w:rPr>
+      </w:pPr>
+      <w:r>
+        <w:rPr>
+          <w:color w:val="000000"/>
+        </w:rPr>
+        <w:t xml:space="preserve">    </w:t>
+      </w:r>
+      <w:proofErr w:type="spellStart"/>
+      <w:r>
+        <w:rPr>
+          <w:color w:val="000000"/>
+        </w:rPr>
+        <w:t>delete</w:t>
+      </w:r>
+      <w:proofErr w:type="spellEnd"/>
+      <w:r>
+        <w:rPr>
+          <w:color w:val="000000"/>
+        </w:rPr>
+        <w:t>[] totales;</w:t>
+      </w:r>
+    </w:p>
+    <w:p>
+      <w:pPr>
+        <w:spacing w:after="200"/>
+        <w:rPr>
+          <w:color w:val="000000"/>
+        </w:rPr>
+      </w:pPr>
+    </w:p>
+    <w:p>
+      <w:pPr>
+        <w:spacing w:after="200"/>
+        <w:rPr>
+          <w:color w:val="000000"/>
+        </w:rPr>
+      </w:pPr>
+      <w:r>
+        <w:rPr>
+          <w:color w:val="000000"/>
+        </w:rPr>
+        <w:t xml:space="preserve">    </w:t>
+      </w:r>
+      <w:proofErr w:type="spellStart"/>
+      <w:r>
+        <w:rPr>
+          <w:color w:val="000000"/>
+        </w:rPr>
+        <w:t>return</w:t>
+      </w:r>
+      <w:proofErr w:type="spellEnd"/>
+      <w:r>
+        <w:rPr>
+          <w:color w:val="000000"/>
+        </w:rPr>
+        <w:t xml:space="preserve"> 0;</w:t>
+      </w:r>
+    </w:p>
+    <w:p>
+      <w:pPr>
+        <w:spacing w:after="200"/>
+        <w:rPr>
+          <w:color w:val="000000"/>
+        </w:rPr>
+      </w:pPr>
+      <w:r>
+        <w:rPr>
+          <w:color w:val="000000"/>
+        </w:rPr>
+        <w:t>}</w:t>
+      </w:r>
+    </w:p>
+    <w:p>
+      <w:pPr>
+        <w:spacing w:after="200"/>
+        <w:rPr>
+          <w:color w:val="000000"/>
+        </w:rPr>
+      </w:pPr>
     </w:p>
     <w:p>
       <w:pPr>
@@ -6882,23 +7841,7 @@
           <w:sz w:val="19"/>
           <w:szCs w:val="19"/>
         </w:rPr>
-        <w:t xml:space="preserve">, llamando al método </w:t>
-      </w:r>
-      <w:proofErr w:type="gramStart"/>
-      <w:r>
-        <w:rPr>
-          <w:sz w:val="19"/>
-          <w:szCs w:val="19"/>
-        </w:rPr>
-        <w:t>prestar(</w:t>
-      </w:r>
-      <w:proofErr w:type="gramEnd"/>
-      <w:r>
-        <w:rPr>
-          <w:sz w:val="19"/>
-          <w:szCs w:val="19"/>
-        </w:rPr>
-        <w:t>).</w:t>
+        <w:t>, llamando al método prestar().</w:t>
       </w:r>
     </w:p>
     <w:p>
@@ -6917,19 +7860,8 @@
           <w:sz w:val="19"/>
           <w:szCs w:val="19"/>
         </w:rPr>
-        <w:t xml:space="preserve">Hacer que cada objeto responda con SU propia </w:t>
-      </w:r>
-      <w:proofErr w:type="gramStart"/>
-      <w:r>
-        <w:rPr>
-          <w:b/>
-          <w:bCs/>
-          <w:sz w:val="19"/>
-          <w:szCs w:val="19"/>
-        </w:rPr>
-        <w:t>descripción</w:t>
-      </w:r>
-      <w:proofErr w:type="gramEnd"/>
+        <w:t>Hacer que cada objeto responda con SU propia descripción</w:t>
+      </w:r>
       <w:r>
         <w:rPr>
           <w:sz w:val="19"/>
@@ -7135,18 +8067,8 @@
           <w:sz w:val="15"/>
           <w:szCs w:val="15"/>
         </w:rPr>
-        <w:t xml:space="preserve"> </w:t>
-      </w:r>
-      <w:proofErr w:type="gramStart"/>
-      <w:r>
-        <w:rPr>
-          <w:rFonts w:ascii="Consolas" w:eastAsia="Consolas" w:hAnsi="Consolas" w:cs="Consolas"/>
-          <w:sz w:val="15"/>
-          <w:szCs w:val="15"/>
-        </w:rPr>
-        <w:t>pruebas_t4.sh )</w:t>
-      </w:r>
-      <w:proofErr w:type="gramEnd"/>
+        <w:t xml:space="preserve"> pruebas_t4.sh )</w:t>
+      </w:r>
     </w:p>
     <w:p>
       <w:pPr>
@@ -7195,7 +8117,6 @@
         <w:t xml:space="preserve">Olvidar la palabra virtual en el método </w:t>
       </w:r>
       <w:proofErr w:type="spellStart"/>
-      <w:proofErr w:type="gramStart"/>
       <w:r>
         <w:rPr>
           <w:sz w:val="19"/>
@@ -7209,15 +8130,7 @@
           <w:sz w:val="19"/>
           <w:szCs w:val="19"/>
         </w:rPr>
-        <w:t>(</w:t>
-      </w:r>
-      <w:proofErr w:type="gramEnd"/>
-      <w:r>
-        <w:rPr>
-          <w:sz w:val="19"/>
-          <w:szCs w:val="19"/>
-        </w:rPr>
-        <w:t>) de la clase base: los objetos hijos imprimen la descripción del padre.</w:t>
+        <w:t>() de la clase base: los objetos hijos imprimen la descripción del padre.</w:t>
       </w:r>
     </w:p>
     <w:p>
@@ -7484,17 +8397,9 @@
         <w:rPr>
           <w:color w:val="000000"/>
         </w:rPr>
-        <w:t xml:space="preserve">Corregir el método </w:t>
-      </w:r>
-      <w:proofErr w:type="gramStart"/>
-      <w:r>
-        <w:rPr>
-          <w:color w:val="000000"/>
-        </w:rPr>
-        <w:t>retirar(</w:t>
-      </w:r>
-      <w:proofErr w:type="spellStart"/>
-      <w:proofErr w:type="gramEnd"/>
+        <w:t>Corregir el método retirar(</w:t>
+      </w:r>
+      <w:proofErr w:type="spellStart"/>
       <w:r>
         <w:rPr>
           <w:color w:val="000000"/>
